--- a/ALS_EyeGaze_QuickStart_EN.docx
+++ b/ALS_EyeGaze_QuickStart_EN.docx
@@ -8387,6 +8387,17 @@
           <w:szCs w:val="18"/>
         </w:rPr>
         <w:t>This is a short guide. The full User Manual contains the complete Setup screen reference, screen layouts for every device and orientation, and detailed training guidance.</w:t>
+      </w:r>
+    </w:p>
+    <w:p>
+      <w:r>
+        <w:rPr>
+          <w:b/>
+        </w:rPr>
+        <w:t xml:space="preserve">Questions, problems, or feedback: </w:t>
+      </w:r>
+      <w:r>
+        <w:t>contact.eyeum@gmail.com</w:t>
       </w:r>
     </w:p>
     <w:sectPr>
